--- a/expt1_traits/protocols/High-throughput growth curves (stationary phase).docx
+++ b/expt1_traits/protocols/High-throughput growth curves (stationary phase).docx
@@ -5512,7 +5512,12 @@
       </w:pPr>
     </w:p>
     <w:sectPr>
-      <w:headerReference w:type="default" r:id="rId18"/>
+      <w:headerReference w:type="even" r:id="rId18"/>
+      <w:headerReference w:type="default" r:id="rId19"/>
+      <w:footerReference w:type="even" r:id="rId20"/>
+      <w:footerReference w:type="default" r:id="rId21"/>
+      <w:headerReference w:type="first" r:id="rId22"/>
+      <w:footerReference w:type="first" r:id="rId23"/>
       <w:pgSz w:w="12240" w:h="15840"/>
       <w:pgMar w:top="1440" w:right="1440" w:bottom="1440" w:left="1440" w:header="720" w:footer="720" w:gutter="0"/>
       <w:cols w:space="720"/>
@@ -5590,6 +5595,36 @@
 </w:endnotes>
 </file>
 
+<file path=word/footer1.xml><?xml version="1.0" encoding="utf-8"?>
+<w:ftr xmlns:wpc="http://schemas.microsoft.com/office/word/2010/wordprocessingCanvas" xmlns:cx="http://schemas.microsoft.com/office/drawing/2014/chartex" xmlns:cx1="http://schemas.microsoft.com/office/drawing/2015/9/8/chartex" xmlns:cx2="http://schemas.microsoft.com/office/drawing/2015/10/21/chartex" xmlns:cx3="http://schemas.microsoft.com/office/drawing/2016/5/9/chartex" xmlns:cx4="http://schemas.microsoft.com/office/drawing/2016/5/10/chartex" xmlns:cx5="http://schemas.microsoft.com/office/drawing/2016/5/11/chartex" xmlns:cx6="http://schemas.microsoft.com/office/drawing/2016/5/12/chartex" xmlns:cx7="http://schemas.microsoft.com/office/drawing/2016/5/13/chartex" xmlns:cx8="http://schemas.microsoft.com/office/drawing/2016/5/14/chartex" xmlns:mc="http://schemas.openxmlformats.org/markup-compatibility/2006" xmlns:aink="http://schemas.microsoft.com/office/drawing/2016/ink" xmlns:am3d="http://schemas.microsoft.com/office/drawing/2017/model3d" xmlns:o="urn:schemas-microsoft-com:office:office" xmlns:oel="http://schemas.microsoft.com/office/2019/extlst" xmlns:r="http://schemas.openxmlformats.org/officeDocument/2006/relationships" xmlns:m="http://schemas.openxmlformats.org/officeDocument/2006/math" xmlns:v="urn:schemas-microsoft-com:vml" xmlns:wp14="http://schemas.microsoft.com/office/word/2010/wordprocessingDrawing" xmlns:wp="http://schemas.openxmlformats.org/drawingml/2006/wordprocessingDrawing" xmlns:w10="urn:schemas-microsoft-com:office:word" xmlns:w="http://schemas.openxmlformats.org/wordprocessingml/2006/main" xmlns:w14="http://schemas.microsoft.com/office/word/2010/wordml" xmlns:w15="http://schemas.microsoft.com/office/word/2012/wordml" xmlns:w16cex="http://schemas.microsoft.com/office/word/2018/wordml/cex" xmlns:w16cid="http://schemas.microsoft.com/office/word/2016/wordml/cid" xmlns:w16="http://schemas.microsoft.com/office/word/2018/wordml" xmlns:w16du="http://schemas.microsoft.com/office/word/2023/wordml/word16du" xmlns:w16sdtdh="http://schemas.microsoft.com/office/word/2020/wordml/sdtdatahash" xmlns:w16sdtfl="http://schemas.microsoft.com/office/word/2024/wordml/sdtformatlock" xmlns:w16se="http://schemas.microsoft.com/office/word/2015/wordml/symex" xmlns:wpg="http://schemas.microsoft.com/office/word/2010/wordprocessingGroup" xmlns:wpi="http://schemas.microsoft.com/office/word/2010/wordprocessingInk" xmlns:wne="http://schemas.microsoft.com/office/word/2006/wordml" xmlns:wps="http://schemas.microsoft.com/office/word/2010/wordprocessingShape" mc:Ignorable="w14 w15 w16se w16cid w16 w16cex w16sdtdh w16sdtfl w16du wp14">
+  <w:p>
+    <w:pPr>
+      <w:pStyle w:val="Footer"/>
+    </w:pPr>
+  </w:p>
+</w:ftr>
+</file>
+
+<file path=word/footer2.xml><?xml version="1.0" encoding="utf-8"?>
+<w:ftr xmlns:wpc="http://schemas.microsoft.com/office/word/2010/wordprocessingCanvas" xmlns:cx="http://schemas.microsoft.com/office/drawing/2014/chartex" xmlns:cx1="http://schemas.microsoft.com/office/drawing/2015/9/8/chartex" xmlns:cx2="http://schemas.microsoft.com/office/drawing/2015/10/21/chartex" xmlns:cx3="http://schemas.microsoft.com/office/drawing/2016/5/9/chartex" xmlns:cx4="http://schemas.microsoft.com/office/drawing/2016/5/10/chartex" xmlns:cx5="http://schemas.microsoft.com/office/drawing/2016/5/11/chartex" xmlns:cx6="http://schemas.microsoft.com/office/drawing/2016/5/12/chartex" xmlns:cx7="http://schemas.microsoft.com/office/drawing/2016/5/13/chartex" xmlns:cx8="http://schemas.microsoft.com/office/drawing/2016/5/14/chartex" xmlns:mc="http://schemas.openxmlformats.org/markup-compatibility/2006" xmlns:aink="http://schemas.microsoft.com/office/drawing/2016/ink" xmlns:am3d="http://schemas.microsoft.com/office/drawing/2017/model3d" xmlns:o="urn:schemas-microsoft-com:office:office" xmlns:oel="http://schemas.microsoft.com/office/2019/extlst" xmlns:r="http://schemas.openxmlformats.org/officeDocument/2006/relationships" xmlns:m="http://schemas.openxmlformats.org/officeDocument/2006/math" xmlns:v="urn:schemas-microsoft-com:vml" xmlns:wp14="http://schemas.microsoft.com/office/word/2010/wordprocessingDrawing" xmlns:wp="http://schemas.openxmlformats.org/drawingml/2006/wordprocessingDrawing" xmlns:w10="urn:schemas-microsoft-com:office:word" xmlns:w="http://schemas.openxmlformats.org/wordprocessingml/2006/main" xmlns:w14="http://schemas.microsoft.com/office/word/2010/wordml" xmlns:w15="http://schemas.microsoft.com/office/word/2012/wordml" xmlns:w16cex="http://schemas.microsoft.com/office/word/2018/wordml/cex" xmlns:w16cid="http://schemas.microsoft.com/office/word/2016/wordml/cid" xmlns:w16="http://schemas.microsoft.com/office/word/2018/wordml" xmlns:w16du="http://schemas.microsoft.com/office/word/2023/wordml/word16du" xmlns:w16sdtdh="http://schemas.microsoft.com/office/word/2020/wordml/sdtdatahash" xmlns:w16sdtfl="http://schemas.microsoft.com/office/word/2024/wordml/sdtformatlock" xmlns:w16se="http://schemas.microsoft.com/office/word/2015/wordml/symex" xmlns:wpg="http://schemas.microsoft.com/office/word/2010/wordprocessingGroup" xmlns:wpi="http://schemas.microsoft.com/office/word/2010/wordprocessingInk" xmlns:wne="http://schemas.microsoft.com/office/word/2006/wordml" xmlns:wps="http://schemas.microsoft.com/office/word/2010/wordprocessingShape" mc:Ignorable="w14 w15 w16se w16cid w16 w16cex w16sdtdh w16sdtfl w16du wp14">
+  <w:p>
+    <w:pPr>
+      <w:pStyle w:val="Footer"/>
+    </w:pPr>
+  </w:p>
+</w:ftr>
+</file>
+
+<file path=word/footer3.xml><?xml version="1.0" encoding="utf-8"?>
+<w:ftr xmlns:wpc="http://schemas.microsoft.com/office/word/2010/wordprocessingCanvas" xmlns:cx="http://schemas.microsoft.com/office/drawing/2014/chartex" xmlns:cx1="http://schemas.microsoft.com/office/drawing/2015/9/8/chartex" xmlns:cx2="http://schemas.microsoft.com/office/drawing/2015/10/21/chartex" xmlns:cx3="http://schemas.microsoft.com/office/drawing/2016/5/9/chartex" xmlns:cx4="http://schemas.microsoft.com/office/drawing/2016/5/10/chartex" xmlns:cx5="http://schemas.microsoft.com/office/drawing/2016/5/11/chartex" xmlns:cx6="http://schemas.microsoft.com/office/drawing/2016/5/12/chartex" xmlns:cx7="http://schemas.microsoft.com/office/drawing/2016/5/13/chartex" xmlns:cx8="http://schemas.microsoft.com/office/drawing/2016/5/14/chartex" xmlns:mc="http://schemas.openxmlformats.org/markup-compatibility/2006" xmlns:aink="http://schemas.microsoft.com/office/drawing/2016/ink" xmlns:am3d="http://schemas.microsoft.com/office/drawing/2017/model3d" xmlns:o="urn:schemas-microsoft-com:office:office" xmlns:oel="http://schemas.microsoft.com/office/2019/extlst" xmlns:r="http://schemas.openxmlformats.org/officeDocument/2006/relationships" xmlns:m="http://schemas.openxmlformats.org/officeDocument/2006/math" xmlns:v="urn:schemas-microsoft-com:vml" xmlns:wp14="http://schemas.microsoft.com/office/word/2010/wordprocessingDrawing" xmlns:wp="http://schemas.openxmlformats.org/drawingml/2006/wordprocessingDrawing" xmlns:w10="urn:schemas-microsoft-com:office:word" xmlns:w="http://schemas.openxmlformats.org/wordprocessingml/2006/main" xmlns:w14="http://schemas.microsoft.com/office/word/2010/wordml" xmlns:w15="http://schemas.microsoft.com/office/word/2012/wordml" xmlns:w16cex="http://schemas.microsoft.com/office/word/2018/wordml/cex" xmlns:w16cid="http://schemas.microsoft.com/office/word/2016/wordml/cid" xmlns:w16="http://schemas.microsoft.com/office/word/2018/wordml" xmlns:w16du="http://schemas.microsoft.com/office/word/2023/wordml/word16du" xmlns:w16sdtdh="http://schemas.microsoft.com/office/word/2020/wordml/sdtdatahash" xmlns:w16sdtfl="http://schemas.microsoft.com/office/word/2024/wordml/sdtformatlock" xmlns:w16se="http://schemas.microsoft.com/office/word/2015/wordml/symex" xmlns:wpg="http://schemas.microsoft.com/office/word/2010/wordprocessingGroup" xmlns:wpi="http://schemas.microsoft.com/office/word/2010/wordprocessingInk" xmlns:wne="http://schemas.microsoft.com/office/word/2006/wordml" xmlns:wps="http://schemas.microsoft.com/office/word/2010/wordprocessingShape" mc:Ignorable="w14 w15 w16se w16cid w16 w16cex w16sdtdh w16sdtfl w16du wp14">
+  <w:p>
+    <w:pPr>
+      <w:pStyle w:val="Footer"/>
+    </w:pPr>
+  </w:p>
+</w:ftr>
+</file>
+
 <file path=word/footnotes.xml><?xml version="1.0" encoding="utf-8"?>
 <w:footnotes xmlns:wpc="http://schemas.microsoft.com/office/word/2010/wordprocessingCanvas" xmlns:cx="http://schemas.microsoft.com/office/drawing/2014/chartex" xmlns:cx1="http://schemas.microsoft.com/office/drawing/2015/9/8/chartex" xmlns:cx2="http://schemas.microsoft.com/office/drawing/2015/10/21/chartex" xmlns:cx3="http://schemas.microsoft.com/office/drawing/2016/5/9/chartex" xmlns:cx4="http://schemas.microsoft.com/office/drawing/2016/5/10/chartex" xmlns:cx5="http://schemas.microsoft.com/office/drawing/2016/5/11/chartex" xmlns:cx6="http://schemas.microsoft.com/office/drawing/2016/5/12/chartex" xmlns:cx7="http://schemas.microsoft.com/office/drawing/2016/5/13/chartex" xmlns:cx8="http://schemas.microsoft.com/office/drawing/2016/5/14/chartex" xmlns:mc="http://schemas.openxmlformats.org/markup-compatibility/2006" xmlns:aink="http://schemas.microsoft.com/office/drawing/2016/ink" xmlns:am3d="http://schemas.microsoft.com/office/drawing/2017/model3d" xmlns:o="urn:schemas-microsoft-com:office:office" xmlns:oel="http://schemas.microsoft.com/office/2019/extlst" xmlns:r="http://schemas.openxmlformats.org/officeDocument/2006/relationships" xmlns:m="http://schemas.openxmlformats.org/officeDocument/2006/math" xmlns:v="urn:schemas-microsoft-com:vml" xmlns:wp14="http://schemas.microsoft.com/office/word/2010/wordprocessingDrawing" xmlns:wp="http://schemas.openxmlformats.org/drawingml/2006/wordprocessingDrawing" xmlns:w10="urn:schemas-microsoft-com:office:word" xmlns:w="http://schemas.openxmlformats.org/wordprocessingml/2006/main" xmlns:w14="http://schemas.microsoft.com/office/word/2010/wordml" xmlns:w15="http://schemas.microsoft.com/office/word/2012/wordml" xmlns:w16cex="http://schemas.microsoft.com/office/word/2018/wordml/cex" xmlns:w16cid="http://schemas.microsoft.com/office/word/2016/wordml/cid" xmlns:w16="http://schemas.microsoft.com/office/word/2018/wordml" xmlns:w16du="http://schemas.microsoft.com/office/word/2023/wordml/word16du" xmlns:w16sdtdh="http://schemas.microsoft.com/office/word/2020/wordml/sdtdatahash" xmlns:w16sdtfl="http://schemas.microsoft.com/office/word/2024/wordml/sdtformatlock" xmlns:w16se="http://schemas.microsoft.com/office/word/2015/wordml/symex" xmlns:wpg="http://schemas.microsoft.com/office/word/2010/wordprocessingGroup" xmlns:wpi="http://schemas.microsoft.com/office/word/2010/wordprocessingInk" xmlns:wne="http://schemas.microsoft.com/office/word/2006/wordml" xmlns:wps="http://schemas.microsoft.com/office/word/2010/wordprocessingShape" mc:Ignorable="w14 w15 w16se w16cid w16 w16cex w16sdtdh w16sdtfl w16du wp14">
   <w:footnote w:type="separator" w:id="-1">
@@ -5616,6 +5651,16 @@
 </file>
 
 <file path=word/header1.xml><?xml version="1.0" encoding="utf-8"?>
+<w:hdr xmlns:wpc="http://schemas.microsoft.com/office/word/2010/wordprocessingCanvas" xmlns:cx="http://schemas.microsoft.com/office/drawing/2014/chartex" xmlns:cx1="http://schemas.microsoft.com/office/drawing/2015/9/8/chartex" xmlns:cx2="http://schemas.microsoft.com/office/drawing/2015/10/21/chartex" xmlns:cx3="http://schemas.microsoft.com/office/drawing/2016/5/9/chartex" xmlns:cx4="http://schemas.microsoft.com/office/drawing/2016/5/10/chartex" xmlns:cx5="http://schemas.microsoft.com/office/drawing/2016/5/11/chartex" xmlns:cx6="http://schemas.microsoft.com/office/drawing/2016/5/12/chartex" xmlns:cx7="http://schemas.microsoft.com/office/drawing/2016/5/13/chartex" xmlns:cx8="http://schemas.microsoft.com/office/drawing/2016/5/14/chartex" xmlns:mc="http://schemas.openxmlformats.org/markup-compatibility/2006" xmlns:aink="http://schemas.microsoft.com/office/drawing/2016/ink" xmlns:am3d="http://schemas.microsoft.com/office/drawing/2017/model3d" xmlns:o="urn:schemas-microsoft-com:office:office" xmlns:oel="http://schemas.microsoft.com/office/2019/extlst" xmlns:r="http://schemas.openxmlformats.org/officeDocument/2006/relationships" xmlns:m="http://schemas.openxmlformats.org/officeDocument/2006/math" xmlns:v="urn:schemas-microsoft-com:vml" xmlns:wp14="http://schemas.microsoft.com/office/word/2010/wordprocessingDrawing" xmlns:wp="http://schemas.openxmlformats.org/drawingml/2006/wordprocessingDrawing" xmlns:w10="urn:schemas-microsoft-com:office:word" xmlns:w="http://schemas.openxmlformats.org/wordprocessingml/2006/main" xmlns:w14="http://schemas.microsoft.com/office/word/2010/wordml" xmlns:w15="http://schemas.microsoft.com/office/word/2012/wordml" xmlns:w16cex="http://schemas.microsoft.com/office/word/2018/wordml/cex" xmlns:w16cid="http://schemas.microsoft.com/office/word/2016/wordml/cid" xmlns:w16="http://schemas.microsoft.com/office/word/2018/wordml" xmlns:w16du="http://schemas.microsoft.com/office/word/2023/wordml/word16du" xmlns:w16sdtdh="http://schemas.microsoft.com/office/word/2020/wordml/sdtdatahash" xmlns:w16sdtfl="http://schemas.microsoft.com/office/word/2024/wordml/sdtformatlock" xmlns:w16se="http://schemas.microsoft.com/office/word/2015/wordml/symex" xmlns:wpg="http://schemas.microsoft.com/office/word/2010/wordprocessingGroup" xmlns:wpi="http://schemas.microsoft.com/office/word/2010/wordprocessingInk" xmlns:wne="http://schemas.microsoft.com/office/word/2006/wordml" xmlns:wps="http://schemas.microsoft.com/office/word/2010/wordprocessingShape" mc:Ignorable="w14 w15 w16se w16cid w16 w16cex w16sdtdh w16sdtfl w16du wp14">
+  <w:p>
+    <w:pPr>
+      <w:pStyle w:val="Header"/>
+    </w:pPr>
+  </w:p>
+</w:hdr>
+</file>
+
+<file path=word/header2.xml><?xml version="1.0" encoding="utf-8"?>
 <w:hdr xmlns:wpc="http://schemas.microsoft.com/office/word/2010/wordprocessingCanvas" xmlns:cx="http://schemas.microsoft.com/office/drawing/2014/chartex" xmlns:cx1="http://schemas.microsoft.com/office/drawing/2015/9/8/chartex" xmlns:cx2="http://schemas.microsoft.com/office/drawing/2015/10/21/chartex" xmlns:cx3="http://schemas.microsoft.com/office/drawing/2016/5/9/chartex" xmlns:cx4="http://schemas.microsoft.com/office/drawing/2016/5/10/chartex" xmlns:cx5="http://schemas.microsoft.com/office/drawing/2016/5/11/chartex" xmlns:cx6="http://schemas.microsoft.com/office/drawing/2016/5/12/chartex" xmlns:cx7="http://schemas.microsoft.com/office/drawing/2016/5/13/chartex" xmlns:cx8="http://schemas.microsoft.com/office/drawing/2016/5/14/chartex" xmlns:mc="http://schemas.openxmlformats.org/markup-compatibility/2006" xmlns:aink="http://schemas.microsoft.com/office/drawing/2016/ink" xmlns:am3d="http://schemas.microsoft.com/office/drawing/2017/model3d" xmlns:o="urn:schemas-microsoft-com:office:office" xmlns:oel="http://schemas.microsoft.com/office/2019/extlst" xmlns:r="http://schemas.openxmlformats.org/officeDocument/2006/relationships" xmlns:m="http://schemas.openxmlformats.org/officeDocument/2006/math" xmlns:v="urn:schemas-microsoft-com:vml" xmlns:wp14="http://schemas.microsoft.com/office/word/2010/wordprocessingDrawing" xmlns:wp="http://schemas.openxmlformats.org/drawingml/2006/wordprocessingDrawing" xmlns:w10="urn:schemas-microsoft-com:office:word" xmlns:w="http://schemas.openxmlformats.org/wordprocessingml/2006/main" xmlns:w14="http://schemas.microsoft.com/office/word/2010/wordml" xmlns:w15="http://schemas.microsoft.com/office/word/2012/wordml" xmlns:w16cex="http://schemas.microsoft.com/office/word/2018/wordml/cex" xmlns:w16cid="http://schemas.microsoft.com/office/word/2016/wordml/cid" xmlns:w16="http://schemas.microsoft.com/office/word/2018/wordml" xmlns:w16du="http://schemas.microsoft.com/office/word/2023/wordml/word16du" xmlns:w16sdtdh="http://schemas.microsoft.com/office/word/2020/wordml/sdtdatahash" xmlns:w16sdtfl="http://schemas.microsoft.com/office/word/2024/wordml/sdtformatlock" xmlns:w16se="http://schemas.microsoft.com/office/word/2015/wordml/symex" xmlns:wpg="http://schemas.microsoft.com/office/word/2010/wordprocessingGroup" xmlns:wpi="http://schemas.microsoft.com/office/word/2010/wordprocessingInk" xmlns:wne="http://schemas.microsoft.com/office/word/2006/wordml" xmlns:wps="http://schemas.microsoft.com/office/word/2010/wordprocessingShape" mc:Ignorable="w14 w15 w16se w16cid w16 w16cex w16sdtdh w16sdtfl w16du wp14">
   <w:p>
     <w:pPr>
@@ -5640,19 +5685,7 @@
       <w:rPr>
         <w:lang w:val="it-CH"/>
       </w:rPr>
-      <w:t>Hermina</w:t>
-    </w:r>
-    <w:r>
-      <w:rPr>
-        <w:lang w:val="it-CH"/>
-      </w:rPr>
-      <w:t xml:space="preserve"> </w:t>
-    </w:r>
-    <w:r>
-      <w:rPr>
-        <w:lang w:val="it-CH"/>
-      </w:rPr>
-      <w:t>and Anjaney</w:t>
+      <w:t>1st &amp; 2nd authors</w:t>
     </w:r>
   </w:p>
   <w:p>
@@ -5704,6 +5737,16 @@
       </w:rPr>
       <w:t xml:space="preserve"> (edited)</w:t>
     </w:r>
+  </w:p>
+</w:hdr>
+</file>
+
+<file path=word/header3.xml><?xml version="1.0" encoding="utf-8"?>
+<w:hdr xmlns:wpc="http://schemas.microsoft.com/office/word/2010/wordprocessingCanvas" xmlns:cx="http://schemas.microsoft.com/office/drawing/2014/chartex" xmlns:cx1="http://schemas.microsoft.com/office/drawing/2015/9/8/chartex" xmlns:cx2="http://schemas.microsoft.com/office/drawing/2015/10/21/chartex" xmlns:cx3="http://schemas.microsoft.com/office/drawing/2016/5/9/chartex" xmlns:cx4="http://schemas.microsoft.com/office/drawing/2016/5/10/chartex" xmlns:cx5="http://schemas.microsoft.com/office/drawing/2016/5/11/chartex" xmlns:cx6="http://schemas.microsoft.com/office/drawing/2016/5/12/chartex" xmlns:cx7="http://schemas.microsoft.com/office/drawing/2016/5/13/chartex" xmlns:cx8="http://schemas.microsoft.com/office/drawing/2016/5/14/chartex" xmlns:mc="http://schemas.openxmlformats.org/markup-compatibility/2006" xmlns:aink="http://schemas.microsoft.com/office/drawing/2016/ink" xmlns:am3d="http://schemas.microsoft.com/office/drawing/2017/model3d" xmlns:o="urn:schemas-microsoft-com:office:office" xmlns:oel="http://schemas.microsoft.com/office/2019/extlst" xmlns:r="http://schemas.openxmlformats.org/officeDocument/2006/relationships" xmlns:m="http://schemas.openxmlformats.org/officeDocument/2006/math" xmlns:v="urn:schemas-microsoft-com:vml" xmlns:wp14="http://schemas.microsoft.com/office/word/2010/wordprocessingDrawing" xmlns:wp="http://schemas.openxmlformats.org/drawingml/2006/wordprocessingDrawing" xmlns:w10="urn:schemas-microsoft-com:office:word" xmlns:w="http://schemas.openxmlformats.org/wordprocessingml/2006/main" xmlns:w14="http://schemas.microsoft.com/office/word/2010/wordml" xmlns:w15="http://schemas.microsoft.com/office/word/2012/wordml" xmlns:w16cex="http://schemas.microsoft.com/office/word/2018/wordml/cex" xmlns:w16cid="http://schemas.microsoft.com/office/word/2016/wordml/cid" xmlns:w16="http://schemas.microsoft.com/office/word/2018/wordml" xmlns:w16du="http://schemas.microsoft.com/office/word/2023/wordml/word16du" xmlns:w16sdtdh="http://schemas.microsoft.com/office/word/2020/wordml/sdtdatahash" xmlns:w16sdtfl="http://schemas.microsoft.com/office/word/2024/wordml/sdtformatlock" xmlns:w16se="http://schemas.microsoft.com/office/word/2015/wordml/symex" xmlns:wpg="http://schemas.microsoft.com/office/word/2010/wordprocessingGroup" xmlns:wpi="http://schemas.microsoft.com/office/word/2010/wordprocessingInk" xmlns:wne="http://schemas.microsoft.com/office/word/2006/wordml" xmlns:wps="http://schemas.microsoft.com/office/word/2010/wordprocessingShape" mc:Ignorable="w14 w15 w16se w16cid w16 w16cex w16sdtdh w16sdtfl w16du wp14">
+  <w:p>
+    <w:pPr>
+      <w:pStyle w:val="Header"/>
+    </w:pPr>
   </w:p>
 </w:hdr>
 </file>
@@ -8029,15 +8072,6 @@
 </file>
 
 <file path=customXml/item1.xml><?xml version="1.0" encoding="utf-8"?>
-<?mso-contentType ?>
-<FormTemplates xmlns="http://schemas.microsoft.com/sharepoint/v3/contenttype/forms">
-  <Display>DocumentLibraryForm</Display>
-  <Edit>DocumentLibraryForm</Edit>
-  <New>DocumentLibraryForm</New>
-</FormTemplates>
-</file>
-
-<file path=customXml/item2.xml><?xml version="1.0" encoding="utf-8"?>
 <ct:contentTypeSchema xmlns:ct="http://schemas.microsoft.com/office/2006/metadata/contentType" xmlns:ma="http://schemas.microsoft.com/office/2006/metadata/properties/metaAttributes" ct:_="" ma:_="" ma:contentTypeName="Dokument" ma:contentTypeID="0x0101009CBA47A68E28C644BB60ACB66D61109A" ma:contentTypeVersion="3" ma:contentTypeDescription="Ein neues Dokument erstellen." ma:contentTypeScope="" ma:versionID="90f7f264b9523a91ad3aac7c7850d9b1">
   <xsd:schema xmlns:xsd="http://www.w3.org/2001/XMLSchema" xmlns:xs="http://www.w3.org/2001/XMLSchema" xmlns:p="http://schemas.microsoft.com/office/2006/metadata/properties" xmlns:ns3="0af5757e-7872-4db4-8fad-a447b7bde489" targetNamespace="http://schemas.microsoft.com/office/2006/metadata/properties" ma:root="true" ma:fieldsID="5fc707c5d6c20451ec212f7354a58b83" ns3:_="">
     <xsd:import namespace="0af5757e-7872-4db4-8fad-a447b7bde489"/>
@@ -8175,6 +8209,15 @@
 </ct:contentTypeSchema>
 </file>
 
+<file path=customXml/item2.xml><?xml version="1.0" encoding="utf-8"?>
+<?mso-contentType ?>
+<FormTemplates xmlns="http://schemas.microsoft.com/sharepoint/v3/contenttype/forms">
+  <Display>DocumentLibraryForm</Display>
+  <Edit>DocumentLibraryForm</Edit>
+  <New>DocumentLibraryForm</New>
+</FormTemplates>
+</file>
+
 <file path=customXml/item3.xml><?xml version="1.0" encoding="utf-8"?>
 <p:properties xmlns:p="http://schemas.microsoft.com/office/2006/metadata/properties" xmlns:xsi="http://www.w3.org/2001/XMLSchema-instance" xmlns:pc="http://schemas.microsoft.com/office/infopath/2007/PartnerControls">
   <documentManagement/>
@@ -8182,14 +8225,6 @@
 </file>
 
 <file path=customXml/itemProps1.xml><?xml version="1.0" encoding="utf-8"?>
-<ds:datastoreItem xmlns:ds="http://schemas.openxmlformats.org/officeDocument/2006/customXml" ds:itemID="{4AA079E3-7A64-4CF5-BF33-866A6E013A0D}">
-  <ds:schemaRefs>
-    <ds:schemaRef ds:uri="http://schemas.microsoft.com/sharepoint/v3/contenttype/forms"/>
-  </ds:schemaRefs>
-</ds:datastoreItem>
-</file>
-
-<file path=customXml/itemProps2.xml><?xml version="1.0" encoding="utf-8"?>
 <ds:datastoreItem xmlns:ds="http://schemas.openxmlformats.org/officeDocument/2006/customXml" ds:itemID="{64EA6AB2-AFC1-4E20-855E-38E21F72BBAD}">
   <ds:schemaRefs>
     <ds:schemaRef ds:uri="http://schemas.microsoft.com/office/2006/metadata/contentType"/>
@@ -8207,6 +8242,14 @@
 </ds:datastoreItem>
 </file>
 
+<file path=customXml/itemProps2.xml><?xml version="1.0" encoding="utf-8"?>
+<ds:datastoreItem xmlns:ds="http://schemas.openxmlformats.org/officeDocument/2006/customXml" ds:itemID="{4AA079E3-7A64-4CF5-BF33-866A6E013A0D}">
+  <ds:schemaRefs>
+    <ds:schemaRef ds:uri="http://schemas.microsoft.com/sharepoint/v3/contenttype/forms"/>
+  </ds:schemaRefs>
+</ds:datastoreItem>
+</file>
+
 <file path=customXml/itemProps3.xml><?xml version="1.0" encoding="utf-8"?>
 <ds:datastoreItem xmlns:ds="http://schemas.openxmlformats.org/officeDocument/2006/customXml" ds:itemID="{E483395A-8019-4D9E-92F0-76ACFBB9EAE4}">
   <ds:schemaRefs>
